--- a/CMA_B1_Ch02_Handouts.docx
+++ b/CMA_B1_Ch02_Handouts.docx
@@ -14,7 +14,7 @@
           <w:sz w:val="40"/>
           <w:szCs w:val="40"/>
         </w:rPr>
-        <w:t xml:space="preserve">Handout 2.1 · Section 2.1</w:t>
+        <w:t xml:space="preserve">Handout 2.1 · Purpose and structure of the balance sheet</w:t>
       </w:r>
     </w:p>
     <w:p>
@@ -4705,7 +4705,7 @@
           <w:sz w:val="40"/>
           <w:szCs w:val="40"/>
         </w:rPr>
-        <w:t xml:space="preserve">Handout 2.2 · Section 2.2</w:t>
+        <w:t xml:space="preserve">Handout 2.2 · Current and noncurrent items</w:t>
       </w:r>
     </w:p>
     <w:p>
@@ -6982,7 +6982,7 @@
           <w:sz w:val="40"/>
           <w:szCs w:val="40"/>
         </w:rPr>
-        <w:t xml:space="preserve">Handout 2.3 · Section 2.3</w:t>
+        <w:t xml:space="preserve">Handout 2.3 · Classifying debt</w:t>
       </w:r>
     </w:p>
     <w:p>
@@ -9962,7 +9962,7 @@
           <w:sz w:val="40"/>
           <w:szCs w:val="40"/>
         </w:rPr>
-        <w:t xml:space="preserve">Handout 2.4 · The terms and the contrasts</w:t>
+        <w:t xml:space="preserve">Handout 2.4 · Balance Sheet: the terms and the contrasts</w:t>
       </w:r>
     </w:p>
     <w:p>
@@ -14693,7 +14693,7 @@
               <w:sz w:val="16"/>
               <w:szCs w:val="16"/>
             </w:rPr>
-            <w:t xml:space="preserve">Handout 2.1 · Section 2.1</w:t>
+            <w:t xml:space="preserve">Handout 2.1 · Purpose and structure of the balance sheet</w:t>
           </w:r>
         </w:p>
       </w:tc>
@@ -14784,7 +14784,7 @@
               <w:sz w:val="16"/>
               <w:szCs w:val="16"/>
             </w:rPr>
-            <w:t xml:space="preserve">Handout 2.2 · Section 2.2</w:t>
+            <w:t xml:space="preserve">Handout 2.2 · Current and noncurrent items</w:t>
           </w:r>
         </w:p>
       </w:tc>
@@ -14875,7 +14875,7 @@
               <w:sz w:val="16"/>
               <w:szCs w:val="16"/>
             </w:rPr>
-            <w:t xml:space="preserve">Handout 2.3 · Section 2.3</w:t>
+            <w:t xml:space="preserve">Handout 2.3 · Classifying debt</w:t>
           </w:r>
         </w:p>
       </w:tc>
@@ -14966,7 +14966,7 @@
               <w:sz w:val="16"/>
               <w:szCs w:val="16"/>
             </w:rPr>
-            <w:t xml:space="preserve">Handout 2.4 · The terms and the contrasts</w:t>
+            <w:t xml:space="preserve">Handout 2.4 · Balance Sheet: the terms and the contrasts</w:t>
           </w:r>
         </w:p>
       </w:tc>
